--- a/backend/outputs/test_output.docx
+++ b/backend/outputs/test_output.docx
@@ -4,72 +4,436 @@
   <w:body>
     <w:p>
       <w:pPr>
-        <w:spacing w:after="120"/>
+        <w:spacing w:before="0" w:after="240"/>
         <w:jc w:val="center"/>
       </w:pPr>
       <w:r>
         <w:rPr>
           <w:rFonts w:ascii="Times New Roman" w:hAnsi="Times New Roman"/>
           <w:b/>
-          <w:sz w:val="36"/>
+          <w:sz w:val="48"/>
         </w:rPr>
-        <w:t>AI-Driven Automated System for Research Paper Formatting</w:t>
+        <w:t>Ai-driven Automated System for Research Paper Formatting</w:t>
       </w:r>
     </w:p>
     <w:p>
       <w:pPr>
-        <w:spacing w:before="0" w:after="0"/>
+        <w:spacing w:after="240"/>
+      </w:pPr>
+    </w:p>
+    <w:tbl>
+      <w:tblPr>
+        <w:tblW w:type="auto" w:w="0"/>
         <w:jc w:val="center"/>
-      </w:pPr>
-      <w:r>
-        <w:rPr>
-          <w:rFonts w:ascii="Times New Roman" w:hAnsi="Times New Roman"/>
-          <w:i/>
-          <w:sz w:val="20"/>
-        </w:rPr>
-        <w:t>sivaghanesan.t.p.2022.ads@ritchennai.edu.in</w:t>
-      </w:r>
-    </w:p>
-    <w:p/>
+        <w:tblLayout w:type="fixed"/>
+        <w:tblLook w:firstColumn="1" w:firstRow="1" w:lastColumn="0" w:lastRow="0" w:noHBand="0" w:noVBand="1" w:val="04A0"/>
+      </w:tblPr>
+      <w:tblGrid>
+        <w:gridCol w:w="3120"/>
+        <w:gridCol w:w="3120"/>
+        <w:gridCol w:w="3120"/>
+      </w:tblGrid>
+      <w:tr>
+        <w:tc>
+          <w:tcPr>
+            <w:tcW w:type="dxa" w:w="3120"/>
+          </w:tcPr>
+          <w:p>
+            <w:pPr>
+              <w:spacing w:after="40" w:line="240" w:lineRule="auto"/>
+              <w:jc w:val="center"/>
+            </w:pPr>
+            <w:r>
+              <w:rPr>
+                <w:rFonts w:ascii="Times New Roman" w:hAnsi="Times New Roman"/>
+                <w:i/>
+                <w:sz w:val="20"/>
+              </w:rPr>
+            </w:r>
+          </w:p>
+          <w:p>
+            <w:pPr>
+              <w:spacing w:after="40" w:line="240" w:lineRule="auto"/>
+              <w:jc w:val="center"/>
+            </w:pPr>
+            <w:r>
+              <w:rPr>
+                <w:rFonts w:ascii="Times New Roman" w:hAnsi="Times New Roman"/>
+                <w:i/>
+                <w:sz w:val="20"/>
+              </w:rPr>
+              <w:t>Research scholar</w:t>
+            </w:r>
+          </w:p>
+          <w:p>
+            <w:pPr>
+              <w:spacing w:after="40" w:line="240" w:lineRule="auto"/>
+              <w:jc w:val="center"/>
+            </w:pPr>
+            <w:r>
+              <w:rPr>
+                <w:rFonts w:ascii="Times New Roman" w:hAnsi="Times New Roman"/>
+                <w:i/>
+                <w:sz w:val="20"/>
+              </w:rPr>
+              <w:t>Dept. of computer science</w:t>
+            </w:r>
+          </w:p>
+          <w:p>
+            <w:pPr>
+              <w:spacing w:after="40" w:line="240" w:lineRule="auto"/>
+              <w:jc w:val="center"/>
+            </w:pPr>
+            <w:r>
+              <w:rPr>
+                <w:rFonts w:ascii="Times New Roman" w:hAnsi="Times New Roman"/>
+                <w:i/>
+                <w:sz w:val="20"/>
+              </w:rPr>
+              <w:t>Saveetha College of Liberal Arts and Sciences, SIMATS Deemed to be University</w:t>
+            </w:r>
+          </w:p>
+          <w:p>
+            <w:pPr>
+              <w:spacing w:after="40" w:line="240" w:lineRule="auto"/>
+              <w:jc w:val="center"/>
+            </w:pPr>
+            <w:r>
+              <w:rPr>
+                <w:rFonts w:ascii="Times New Roman" w:hAnsi="Times New Roman"/>
+                <w:i/>
+                <w:sz w:val="20"/>
+              </w:rPr>
+              <w:t>Address: Saveetha Nagar, Thandalam, Chennai</w:t>
+            </w:r>
+          </w:p>
+          <w:p>
+            <w:pPr>
+              <w:spacing w:after="40" w:line="240" w:lineRule="auto"/>
+              <w:jc w:val="center"/>
+            </w:pPr>
+            <w:r>
+              <w:rPr>
+                <w:rFonts w:ascii="Times New Roman" w:hAnsi="Times New Roman"/>
+                <w:i/>
+                <w:sz w:val="20"/>
+              </w:rPr>
+              <w:t>Pin code: 602105</w:t>
+            </w:r>
+          </w:p>
+          <w:p>
+            <w:pPr>
+              <w:spacing w:after="0" w:line="240" w:lineRule="auto"/>
+              <w:jc w:val="center"/>
+            </w:pPr>
+            <w:r>
+              <w:rPr>
+                <w:rFonts w:ascii="Times New Roman" w:hAnsi="Times New Roman"/>
+                <w:i/>
+                <w:sz w:val="20"/>
+              </w:rPr>
+              <w:t>Mail ID:</w:t>
+            </w:r>
+          </w:p>
+          <w:p>
+            <w:pPr>
+              <w:spacing w:after="0" w:line="240" w:lineRule="auto"/>
+              <w:jc w:val="center"/>
+            </w:pPr>
+            <w:r>
+              <w:rPr>
+                <w:rFonts w:ascii="Times New Roman" w:hAnsi="Times New Roman"/>
+                <w:i/>
+                <w:color w:val="0000FF"/>
+                <w:sz w:val="20"/>
+                <w:u w:val="single"/>
+              </w:rPr>
+              <w:t>sowmiyabharanir@gmail.com</w:t>
+            </w:r>
+          </w:p>
+        </w:tc>
+        <w:tc>
+          <w:tcPr>
+            <w:tcW w:type="dxa" w:w="3120"/>
+          </w:tcPr>
+          <w:p>
+            <w:pPr>
+              <w:spacing w:after="40" w:line="240" w:lineRule="auto"/>
+              <w:jc w:val="center"/>
+            </w:pPr>
+            <w:r>
+              <w:rPr>
+                <w:rFonts w:ascii="Times New Roman" w:hAnsi="Times New Roman"/>
+                <w:i/>
+                <w:sz w:val="20"/>
+              </w:rPr>
+            </w:r>
+          </w:p>
+          <w:p>
+            <w:pPr>
+              <w:spacing w:after="40" w:line="240" w:lineRule="auto"/>
+              <w:jc w:val="center"/>
+            </w:pPr>
+            <w:r>
+              <w:rPr>
+                <w:rFonts w:ascii="Times New Roman" w:hAnsi="Times New Roman"/>
+                <w:i/>
+                <w:sz w:val="20"/>
+              </w:rPr>
+              <w:t>Research scholar</w:t>
+            </w:r>
+          </w:p>
+          <w:p>
+            <w:pPr>
+              <w:spacing w:after="40" w:line="240" w:lineRule="auto"/>
+              <w:jc w:val="center"/>
+            </w:pPr>
+            <w:r>
+              <w:rPr>
+                <w:rFonts w:ascii="Times New Roman" w:hAnsi="Times New Roman"/>
+                <w:i/>
+                <w:sz w:val="20"/>
+              </w:rPr>
+              <w:t>Dept. of computer science</w:t>
+            </w:r>
+          </w:p>
+          <w:p>
+            <w:pPr>
+              <w:spacing w:after="40" w:line="240" w:lineRule="auto"/>
+              <w:jc w:val="center"/>
+            </w:pPr>
+            <w:r>
+              <w:rPr>
+                <w:rFonts w:ascii="Times New Roman" w:hAnsi="Times New Roman"/>
+                <w:i/>
+                <w:sz w:val="20"/>
+              </w:rPr>
+              <w:t>Saveetha College of Liberal Arts and Sciences, SIMATS Deemed to be University</w:t>
+            </w:r>
+          </w:p>
+          <w:p>
+            <w:pPr>
+              <w:spacing w:after="40" w:line="240" w:lineRule="auto"/>
+              <w:jc w:val="center"/>
+            </w:pPr>
+            <w:r>
+              <w:rPr>
+                <w:rFonts w:ascii="Times New Roman" w:hAnsi="Times New Roman"/>
+                <w:i/>
+                <w:sz w:val="20"/>
+              </w:rPr>
+              <w:t>Address: Saveetha Nagar, Thandalam, Chennai</w:t>
+            </w:r>
+          </w:p>
+          <w:p>
+            <w:pPr>
+              <w:spacing w:after="40" w:line="240" w:lineRule="auto"/>
+              <w:jc w:val="center"/>
+            </w:pPr>
+            <w:r>
+              <w:rPr>
+                <w:rFonts w:ascii="Times New Roman" w:hAnsi="Times New Roman"/>
+                <w:i/>
+                <w:sz w:val="20"/>
+              </w:rPr>
+              <w:t>Pin code: 602105</w:t>
+            </w:r>
+          </w:p>
+          <w:p>
+            <w:pPr>
+              <w:spacing w:after="0" w:line="240" w:lineRule="auto"/>
+              <w:jc w:val="center"/>
+            </w:pPr>
+            <w:r>
+              <w:rPr>
+                <w:rFonts w:ascii="Times New Roman" w:hAnsi="Times New Roman"/>
+                <w:i/>
+                <w:sz w:val="20"/>
+              </w:rPr>
+              <w:t>Mail ID:</w:t>
+            </w:r>
+          </w:p>
+          <w:p>
+            <w:pPr>
+              <w:spacing w:after="0" w:line="240" w:lineRule="auto"/>
+              <w:jc w:val="center"/>
+            </w:pPr>
+            <w:r>
+              <w:rPr>
+                <w:rFonts w:ascii="Times New Roman" w:hAnsi="Times New Roman"/>
+                <w:i/>
+                <w:color w:val="0000FF"/>
+                <w:sz w:val="20"/>
+                <w:u w:val="single"/>
+              </w:rPr>
+              <w:t>sowmiyabharanir@gmail.com</w:t>
+            </w:r>
+          </w:p>
+        </w:tc>
+        <w:tc>
+          <w:tcPr>
+            <w:tcW w:type="dxa" w:w="3120"/>
+          </w:tcPr>
+          <w:p>
+            <w:pPr>
+              <w:spacing w:after="40" w:line="240" w:lineRule="auto"/>
+              <w:jc w:val="center"/>
+            </w:pPr>
+            <w:r>
+              <w:rPr>
+                <w:rFonts w:ascii="Times New Roman" w:hAnsi="Times New Roman"/>
+                <w:i/>
+                <w:sz w:val="20"/>
+              </w:rPr>
+            </w:r>
+          </w:p>
+          <w:p>
+            <w:pPr>
+              <w:spacing w:after="40" w:line="240" w:lineRule="auto"/>
+              <w:jc w:val="center"/>
+            </w:pPr>
+            <w:r>
+              <w:rPr>
+                <w:rFonts w:ascii="Times New Roman" w:hAnsi="Times New Roman"/>
+                <w:i/>
+                <w:sz w:val="20"/>
+              </w:rPr>
+              <w:t>Research scholar</w:t>
+            </w:r>
+          </w:p>
+          <w:p>
+            <w:pPr>
+              <w:spacing w:after="40" w:line="240" w:lineRule="auto"/>
+              <w:jc w:val="center"/>
+            </w:pPr>
+            <w:r>
+              <w:rPr>
+                <w:rFonts w:ascii="Times New Roman" w:hAnsi="Times New Roman"/>
+                <w:i/>
+                <w:sz w:val="20"/>
+              </w:rPr>
+              <w:t>Dept. of computer science</w:t>
+            </w:r>
+          </w:p>
+          <w:p>
+            <w:pPr>
+              <w:spacing w:after="40" w:line="240" w:lineRule="auto"/>
+              <w:jc w:val="center"/>
+            </w:pPr>
+            <w:r>
+              <w:rPr>
+                <w:rFonts w:ascii="Times New Roman" w:hAnsi="Times New Roman"/>
+                <w:i/>
+                <w:sz w:val="20"/>
+              </w:rPr>
+              <w:t>Saveetha College of Liberal Arts and Sciences, SIMATS Deemed to be University</w:t>
+            </w:r>
+          </w:p>
+          <w:p>
+            <w:pPr>
+              <w:spacing w:after="40" w:line="240" w:lineRule="auto"/>
+              <w:jc w:val="center"/>
+            </w:pPr>
+            <w:r>
+              <w:rPr>
+                <w:rFonts w:ascii="Times New Roman" w:hAnsi="Times New Roman"/>
+                <w:i/>
+                <w:sz w:val="20"/>
+              </w:rPr>
+              <w:t>Address: Saveetha Nagar, Thandalam, Chennai</w:t>
+            </w:r>
+          </w:p>
+          <w:p>
+            <w:pPr>
+              <w:spacing w:after="40" w:line="240" w:lineRule="auto"/>
+              <w:jc w:val="center"/>
+            </w:pPr>
+            <w:r>
+              <w:rPr>
+                <w:rFonts w:ascii="Times New Roman" w:hAnsi="Times New Roman"/>
+                <w:i/>
+                <w:sz w:val="20"/>
+              </w:rPr>
+              <w:t>Pin code: 602105</w:t>
+            </w:r>
+          </w:p>
+          <w:p>
+            <w:pPr>
+              <w:spacing w:after="0" w:line="240" w:lineRule="auto"/>
+              <w:jc w:val="center"/>
+            </w:pPr>
+            <w:r>
+              <w:rPr>
+                <w:rFonts w:ascii="Times New Roman" w:hAnsi="Times New Roman"/>
+                <w:i/>
+                <w:sz w:val="20"/>
+              </w:rPr>
+              <w:t>Mail ID:</w:t>
+            </w:r>
+          </w:p>
+          <w:p>
+            <w:pPr>
+              <w:spacing w:after="0" w:line="240" w:lineRule="auto"/>
+              <w:jc w:val="center"/>
+            </w:pPr>
+            <w:r>
+              <w:rPr>
+                <w:rFonts w:ascii="Times New Roman" w:hAnsi="Times New Roman"/>
+                <w:i/>
+                <w:color w:val="0000FF"/>
+                <w:sz w:val="20"/>
+                <w:u w:val="single"/>
+              </w:rPr>
+              <w:t>sowmiyabharanir@gmail.com</w:t>
+            </w:r>
+          </w:p>
+        </w:tc>
+      </w:tr>
+    </w:tbl>
     <w:p>
       <w:pPr>
-        <w:spacing w:before="120" w:after="80"/>
-        <w:jc w:val="center"/>
+        <w:spacing w:after="120"/>
+      </w:pPr>
+    </w:p>
+    <w:p>
+      <w:pPr>
+        <w:spacing w:after="360"/>
+      </w:pPr>
+    </w:p>
+    <w:p>
+      <w:pPr>
+        <w:spacing w:after="240"/>
+      </w:pPr>
+    </w:p>
+    <w:p>
+      <w:pPr>
+        <w:spacing w:before="120" w:after="240"/>
+        <w:jc w:val="both"/>
       </w:pPr>
       <w:r>
         <w:rPr>
           <w:rFonts w:ascii="Times New Roman" w:hAnsi="Times New Roman"/>
           <w:b/>
           <w:i/>
-          <w:sz w:val="20"/>
+          <w:sz w:val="18"/>
         </w:rPr>
-        <w:t>Abstract</w:t>
+        <w:t>Index Terms—</w:t>
       </w:r>
-    </w:p>
-    <w:p>
-      <w:pPr>
-        <w:spacing w:before="0" w:after="0"/>
-        <w:ind w:firstLine="280"/>
-        <w:jc w:val="both"/>
-      </w:pPr>
       <w:r>
         <w:rPr>
           <w:rFonts w:ascii="Times New Roman" w:hAnsi="Times New Roman"/>
-          <w:b w:val="0"/>
-          <w:i w:val="0"/>
-          <w:sz w:val="20"/>
+          <w:b/>
+          <w:i/>
+          <w:sz w:val="18"/>
         </w:rPr>
-        <w:t>Adhering to academic formatting standards while preparing research papers is often a tedious and mistake-prone process for numerous students and scholars. Doing formatting by hand frequently results in discrepancies in layout organization of sections and citation formats potentially influencing the approval of the paper. This article introduces an AI-driven automated system for research paper formatting aimed at transforming disorganized research material into a document suitable for academic publication. The proposed system uses Natural Language Processing to identify key sections and applies standard formatting rules such as IEEE through an AI-based formatting engine. To improve reliability, an optimization mechanism is used to minimize formatting errors and enhance structural consistency. Experimental assessment indicates that the system attains a formatting precision, near 96%, markedly surpassing manual and template-driven methods. The findings reveal that the suggested system diminishes formatting workload and enhances uniformity enabling researchers to concentrate on content quality instead of formatting demands.</w:t>
-        <w:br/>
-        <w:br/>
-        <w:t>Keywords: AI Formatting, NLP Structuring, Template Learning, Automated Document Editing, Research Paper Automation.</w:t>
+        <w:t>Ai formatting, automated document editing, nlp structuring, research paper automation, template learning</w:t>
       </w:r>
     </w:p>
     <w:p>
       <w:pPr>
         <w:sectPr>
           <w:pgSz w:w="12240" w:h="15840"/>
-          <w:pgMar w:top="1080" w:right="1080" w:bottom="1080" w:left="1080" w:header="720" w:footer="720" w:gutter="0"/>
+          <w:pgMar w:top="1440" w:right="1077" w:bottom="1621" w:left="1077" w:header="0" w:footer="0" w:gutter="0"/>
           <w:cols w:space="720"/>
           <w:docGrid w:linePitch="360"/>
         </w:sectPr>
@@ -77,13 +441,12 @@
     </w:p>
     <w:p>
       <w:pPr>
-        <w:spacing w:before="200" w:after="80"/>
+        <w:spacing w:before="240" w:after="120"/>
         <w:jc w:val="center"/>
       </w:pPr>
       <w:r>
         <w:rPr>
           <w:rFonts w:ascii="Times New Roman" w:hAnsi="Times New Roman"/>
-          <w:b/>
           <w:sz w:val="20"/>
         </w:rPr>
         <w:t>I. INTRODUCTION</w:t>
@@ -91,8 +454,7 @@
     </w:p>
     <w:p>
       <w:pPr>
-        <w:spacing w:before="0" w:after="20"/>
-        <w:ind w:firstLine="280"/>
+        <w:spacing w:before="0" w:after="0" w:line="240" w:lineRule="auto"/>
         <w:jc w:val="both"/>
       </w:pPr>
       <w:r>
@@ -107,13 +469,12 @@
     </w:p>
     <w:p>
       <w:pPr>
-        <w:spacing w:before="200" w:after="80"/>
+        <w:spacing w:before="240" w:after="120"/>
         <w:jc w:val="center"/>
       </w:pPr>
       <w:r>
         <w:rPr>
           <w:rFonts w:ascii="Times New Roman" w:hAnsi="Times New Roman"/>
-          <w:b/>
           <w:sz w:val="20"/>
         </w:rPr>
         <w:t>II. LITERATURE SURVEY</w:t>
@@ -121,8 +482,7 @@
     </w:p>
     <w:p>
       <w:pPr>
-        <w:spacing w:before="0" w:after="20"/>
-        <w:ind w:firstLine="280"/>
+        <w:spacing w:before="0" w:after="0" w:line="240" w:lineRule="auto"/>
         <w:jc w:val="both"/>
       </w:pPr>
       <w:r>
@@ -137,13 +497,13 @@
     </w:p>
     <w:p>
       <w:pPr>
-        <w:spacing w:before="120" w:after="40"/>
+        <w:spacing w:before="180" w:after="60"/>
         <w:jc w:val="left"/>
       </w:pPr>
       <w:r>
         <w:rPr>
           <w:rFonts w:ascii="Times New Roman" w:hAnsi="Times New Roman"/>
-          <w:b/>
+          <w:i/>
           <w:sz w:val="20"/>
         </w:rPr>
         <w:t>A. Traditional Document Formatting Approaches</w:t>
@@ -151,8 +511,7 @@
     </w:p>
     <w:p>
       <w:pPr>
-        <w:spacing w:before="0" w:after="20"/>
-        <w:ind w:firstLine="280"/>
+        <w:spacing w:before="0" w:after="0" w:line="240" w:lineRule="auto"/>
         <w:jc w:val="both"/>
       </w:pPr>
       <w:r>
@@ -167,13 +526,13 @@
     </w:p>
     <w:p>
       <w:pPr>
-        <w:spacing w:before="120" w:after="40"/>
+        <w:spacing w:before="180" w:after="60"/>
         <w:jc w:val="left"/>
       </w:pPr>
       <w:r>
         <w:rPr>
           <w:rFonts w:ascii="Times New Roman" w:hAnsi="Times New Roman"/>
-          <w:b/>
+          <w:i/>
           <w:sz w:val="20"/>
         </w:rPr>
         <w:t>B. Template and Rule Based Formatting Tools</w:t>
@@ -181,8 +540,7 @@
     </w:p>
     <w:p>
       <w:pPr>
-        <w:spacing w:before="0" w:after="20"/>
-        <w:ind w:firstLine="280"/>
+        <w:spacing w:before="0" w:after="0" w:line="240" w:lineRule="auto"/>
         <w:jc w:val="both"/>
       </w:pPr>
       <w:r>
@@ -197,13 +555,13 @@
     </w:p>
     <w:p>
       <w:pPr>
-        <w:spacing w:before="120" w:after="40"/>
+        <w:spacing w:before="180" w:after="60"/>
         <w:jc w:val="left"/>
       </w:pPr>
       <w:r>
         <w:rPr>
           <w:rFonts w:ascii="Times New Roman" w:hAnsi="Times New Roman"/>
-          <w:b/>
+          <w:i/>
           <w:sz w:val="20"/>
         </w:rPr>
         <w:t>C. NLP and Document Structuring</w:t>
@@ -211,8 +569,7 @@
     </w:p>
     <w:p>
       <w:pPr>
-        <w:spacing w:before="0" w:after="20"/>
-        <w:ind w:firstLine="280"/>
+        <w:spacing w:before="0" w:after="0" w:line="240" w:lineRule="auto"/>
         <w:jc w:val="both"/>
       </w:pPr>
       <w:r>
@@ -227,13 +584,13 @@
     </w:p>
     <w:p>
       <w:pPr>
-        <w:spacing w:before="120" w:after="40"/>
+        <w:spacing w:before="180" w:after="60"/>
         <w:jc w:val="left"/>
       </w:pPr>
       <w:r>
         <w:rPr>
           <w:rFonts w:ascii="Times New Roman" w:hAnsi="Times New Roman"/>
-          <w:b/>
+          <w:i/>
           <w:sz w:val="20"/>
         </w:rPr>
         <w:t>D. Deep Learning and Layout Model Aware Models</w:t>
@@ -241,8 +598,7 @@
     </w:p>
     <w:p>
       <w:pPr>
-        <w:spacing w:before="0" w:after="20"/>
-        <w:ind w:firstLine="280"/>
+        <w:spacing w:before="0" w:after="0" w:line="240" w:lineRule="auto"/>
         <w:jc w:val="both"/>
       </w:pPr>
       <w:r>
@@ -257,13 +613,13 @@
     </w:p>
     <w:p>
       <w:pPr>
-        <w:spacing w:before="120" w:after="40"/>
+        <w:spacing w:before="180" w:after="60"/>
         <w:jc w:val="left"/>
       </w:pPr>
       <w:r>
         <w:rPr>
           <w:rFonts w:ascii="Times New Roman" w:hAnsi="Times New Roman"/>
-          <w:b/>
+          <w:i/>
           <w:sz w:val="20"/>
         </w:rPr>
         <w:t>E. Layout Optimization Using Reinforcement Learning</w:t>
@@ -271,8 +627,7 @@
     </w:p>
     <w:p>
       <w:pPr>
-        <w:spacing w:before="0" w:after="20"/>
-        <w:ind w:firstLine="280"/>
+        <w:spacing w:before="0" w:after="0" w:line="240" w:lineRule="auto"/>
         <w:jc w:val="both"/>
       </w:pPr>
       <w:r>
@@ -287,13 +642,13 @@
     </w:p>
     <w:p>
       <w:pPr>
-        <w:spacing w:before="120" w:after="40"/>
+        <w:spacing w:before="180" w:after="60"/>
         <w:jc w:val="left"/>
       </w:pPr>
       <w:r>
         <w:rPr>
           <w:rFonts w:ascii="Times New Roman" w:hAnsi="Times New Roman"/>
-          <w:b/>
+          <w:i/>
           <w:sz w:val="20"/>
         </w:rPr>
         <w:t>F. Research Gap Identification</w:t>
@@ -301,8 +656,7 @@
     </w:p>
     <w:p>
       <w:pPr>
-        <w:spacing w:before="0" w:after="20"/>
-        <w:ind w:firstLine="280"/>
+        <w:spacing w:before="0" w:after="0" w:line="240" w:lineRule="auto"/>
         <w:jc w:val="both"/>
       </w:pPr>
       <w:r>
@@ -317,13 +671,12 @@
     </w:p>
     <w:p>
       <w:pPr>
-        <w:spacing w:before="200" w:after="80"/>
+        <w:spacing w:before="240" w:after="120"/>
         <w:jc w:val="center"/>
       </w:pPr>
       <w:r>
         <w:rPr>
           <w:rFonts w:ascii="Times New Roman" w:hAnsi="Times New Roman"/>
-          <w:b/>
           <w:sz w:val="20"/>
         </w:rPr>
         <w:t>III. METHODOLOGY</w:t>
@@ -331,8 +684,7 @@
     </w:p>
     <w:p>
       <w:pPr>
-        <w:spacing w:before="0" w:after="20"/>
-        <w:ind w:firstLine="280"/>
+        <w:spacing w:before="0" w:after="0" w:line="240" w:lineRule="auto"/>
         <w:jc w:val="both"/>
       </w:pPr>
       <w:r>
@@ -347,8 +699,7 @@
     </w:p>
     <w:p>
       <w:pPr>
-        <w:spacing w:before="0" w:after="20"/>
-        <w:ind w:firstLine="280"/>
+        <w:spacing w:before="0" w:after="0" w:line="240" w:lineRule="auto"/>
         <w:jc w:val="both"/>
       </w:pPr>
       <w:r>
@@ -363,8 +714,7 @@
     </w:p>
     <w:p>
       <w:pPr>
-        <w:spacing w:before="0" w:after="20"/>
-        <w:ind w:firstLine="280"/>
+        <w:spacing w:before="0" w:after="0" w:line="240" w:lineRule="auto"/>
         <w:jc w:val="both"/>
       </w:pPr>
       <w:r>
@@ -379,13 +729,13 @@
     </w:p>
     <w:p>
       <w:pPr>
-        <w:spacing w:before="120" w:after="40"/>
+        <w:spacing w:before="180" w:after="60"/>
         <w:jc w:val="left"/>
       </w:pPr>
       <w:r>
         <w:rPr>
           <w:rFonts w:ascii="Times New Roman" w:hAnsi="Times New Roman"/>
-          <w:b/>
+          <w:i/>
           <w:sz w:val="20"/>
         </w:rPr>
         <w:t>B. Content Understanding Using NLP</w:t>
@@ -393,8 +743,7 @@
     </w:p>
     <w:p>
       <w:pPr>
-        <w:spacing w:before="0" w:after="20"/>
-        <w:ind w:firstLine="280"/>
+        <w:spacing w:before="0" w:after="0" w:line="240" w:lineRule="auto"/>
         <w:jc w:val="both"/>
       </w:pPr>
       <w:r>
@@ -409,13 +758,13 @@
     </w:p>
     <w:p>
       <w:pPr>
-        <w:spacing w:before="120" w:after="40"/>
+        <w:spacing w:before="180" w:after="60"/>
         <w:jc w:val="left"/>
       </w:pPr>
       <w:r>
         <w:rPr>
           <w:rFonts w:ascii="Times New Roman" w:hAnsi="Times New Roman"/>
-          <w:b/>
+          <w:i/>
           <w:sz w:val="20"/>
         </w:rPr>
         <w:t>C. Section Classification</w:t>
@@ -423,8 +772,7 @@
     </w:p>
     <w:p>
       <w:pPr>
-        <w:spacing w:before="0" w:after="20"/>
-        <w:ind w:firstLine="280"/>
+        <w:spacing w:before="0" w:after="0" w:line="240" w:lineRule="auto"/>
         <w:jc w:val="both"/>
       </w:pPr>
       <w:r>
@@ -439,13 +787,13 @@
     </w:p>
     <w:p>
       <w:pPr>
-        <w:spacing w:before="120" w:after="40"/>
+        <w:spacing w:before="180" w:after="60"/>
         <w:jc w:val="left"/>
       </w:pPr>
       <w:r>
         <w:rPr>
           <w:rFonts w:ascii="Times New Roman" w:hAnsi="Times New Roman"/>
-          <w:b/>
+          <w:i/>
           <w:sz w:val="20"/>
         </w:rPr>
         <w:t>D. Template Selection and Rule Extraction</w:t>
@@ -453,8 +801,7 @@
     </w:p>
     <w:p>
       <w:pPr>
-        <w:spacing w:before="0" w:after="20"/>
-        <w:ind w:firstLine="280"/>
+        <w:spacing w:before="0" w:after="0" w:line="240" w:lineRule="auto"/>
         <w:jc w:val="both"/>
       </w:pPr>
       <w:r>
@@ -469,13 +816,13 @@
     </w:p>
     <w:p>
       <w:pPr>
-        <w:spacing w:before="120" w:after="40"/>
+        <w:spacing w:before="180" w:after="60"/>
         <w:jc w:val="left"/>
       </w:pPr>
       <w:r>
         <w:rPr>
           <w:rFonts w:ascii="Times New Roman" w:hAnsi="Times New Roman"/>
-          <w:b/>
+          <w:i/>
           <w:sz w:val="20"/>
         </w:rPr>
         <w:t>E. AI-Based Formatting Engine</w:t>
@@ -483,8 +830,7 @@
     </w:p>
     <w:p>
       <w:pPr>
-        <w:spacing w:before="0" w:after="20"/>
-        <w:ind w:firstLine="280"/>
+        <w:spacing w:before="0" w:after="0" w:line="240" w:lineRule="auto"/>
         <w:jc w:val="both"/>
       </w:pPr>
       <w:r>
@@ -499,13 +845,13 @@
     </w:p>
     <w:p>
       <w:pPr>
-        <w:spacing w:before="120" w:after="40"/>
+        <w:spacing w:before="180" w:after="60"/>
         <w:jc w:val="left"/>
       </w:pPr>
       <w:r>
         <w:rPr>
           <w:rFonts w:ascii="Times New Roman" w:hAnsi="Times New Roman"/>
-          <w:b/>
+          <w:i/>
           <w:sz w:val="20"/>
         </w:rPr>
         <w:t>F. Optimization Using Reinforcement Learning</w:t>
@@ -513,8 +859,7 @@
     </w:p>
     <w:p>
       <w:pPr>
-        <w:spacing w:before="0" w:after="20"/>
-        <w:ind w:firstLine="280"/>
+        <w:spacing w:before="0" w:after="0" w:line="240" w:lineRule="auto"/>
         <w:jc w:val="both"/>
       </w:pPr>
       <w:r>
@@ -529,13 +874,12 @@
     </w:p>
     <w:p>
       <w:pPr>
-        <w:spacing w:before="200" w:after="80"/>
+        <w:spacing w:before="240" w:after="120"/>
         <w:jc w:val="center"/>
       </w:pPr>
       <w:r>
         <w:rPr>
           <w:rFonts w:ascii="Times New Roman" w:hAnsi="Times New Roman"/>
-          <w:b/>
           <w:sz w:val="20"/>
         </w:rPr>
         <w:t>IV. PROPOSED METHOD</w:t>
@@ -543,13 +887,13 @@
     </w:p>
     <w:p>
       <w:pPr>
-        <w:spacing w:before="120" w:after="40"/>
+        <w:spacing w:before="180" w:after="60"/>
         <w:jc w:val="left"/>
       </w:pPr>
       <w:r>
         <w:rPr>
           <w:rFonts w:ascii="Times New Roman" w:hAnsi="Times New Roman"/>
-          <w:b/>
+          <w:i/>
           <w:sz w:val="20"/>
         </w:rPr>
         <w:t>A. System Architecture &amp; Problem Formulation</w:t>
@@ -557,8 +901,7 @@
     </w:p>
     <w:p>
       <w:pPr>
-        <w:spacing w:before="0" w:after="20"/>
-        <w:ind w:firstLine="280"/>
+        <w:spacing w:before="0" w:after="0" w:line="240" w:lineRule="auto"/>
         <w:jc w:val="both"/>
       </w:pPr>
       <w:r>
@@ -573,8 +916,7 @@
     </w:p>
     <w:p>
       <w:pPr>
-        <w:spacing w:before="0" w:after="20"/>
-        <w:ind w:firstLine="280"/>
+        <w:spacing w:before="0" w:after="0" w:line="240" w:lineRule="auto"/>
         <w:jc w:val="both"/>
       </w:pPr>
       <w:r>
@@ -589,8 +931,7 @@
     </w:p>
     <w:p>
       <w:pPr>
-        <w:spacing w:before="0" w:after="20"/>
-        <w:ind w:firstLine="280"/>
+        <w:spacing w:before="0" w:after="0" w:line="240" w:lineRule="auto"/>
         <w:jc w:val="both"/>
       </w:pPr>
       <w:r>
@@ -605,8 +946,7 @@
     </w:p>
     <w:p>
       <w:pPr>
-        <w:spacing w:before="0" w:after="20"/>
-        <w:ind w:firstLine="280"/>
+        <w:spacing w:before="0" w:after="0" w:line="240" w:lineRule="auto"/>
         <w:jc w:val="both"/>
       </w:pPr>
       <w:r>
@@ -621,8 +961,7 @@
     </w:p>
     <w:p>
       <w:pPr>
-        <w:spacing w:before="0" w:after="20"/>
-        <w:ind w:firstLine="280"/>
+        <w:spacing w:before="0" w:after="0" w:line="240" w:lineRule="auto"/>
         <w:jc w:val="both"/>
       </w:pPr>
       <w:r>
@@ -637,8 +976,7 @@
     </w:p>
     <w:p>
       <w:pPr>
-        <w:spacing w:before="0" w:after="20"/>
-        <w:ind w:firstLine="280"/>
+        <w:spacing w:before="0" w:after="0" w:line="240" w:lineRule="auto"/>
         <w:jc w:val="both"/>
       </w:pPr>
       <w:r>
@@ -653,8 +991,7 @@
     </w:p>
     <w:p>
       <w:pPr>
-        <w:spacing w:before="0" w:after="20"/>
-        <w:ind w:firstLine="280"/>
+        <w:spacing w:before="0" w:after="0" w:line="240" w:lineRule="auto"/>
         <w:jc w:val="both"/>
       </w:pPr>
       <w:r>
@@ -669,8 +1006,7 @@
     </w:p>
     <w:p>
       <w:pPr>
-        <w:spacing w:before="0" w:after="20"/>
-        <w:ind w:firstLine="280"/>
+        <w:spacing w:before="0" w:after="0" w:line="240" w:lineRule="auto"/>
         <w:jc w:val="both"/>
       </w:pPr>
       <w:r>
@@ -685,8 +1021,7 @@
     </w:p>
     <w:p>
       <w:pPr>
-        <w:spacing w:before="0" w:after="20"/>
-        <w:ind w:firstLine="280"/>
+        <w:spacing w:before="0" w:after="0" w:line="240" w:lineRule="auto"/>
         <w:jc w:val="both"/>
       </w:pPr>
       <w:r>
@@ -701,8 +1036,7 @@
     </w:p>
     <w:p>
       <w:pPr>
-        <w:spacing w:before="0" w:after="20"/>
-        <w:ind w:firstLine="280"/>
+        <w:spacing w:before="0" w:after="0" w:line="240" w:lineRule="auto"/>
         <w:jc w:val="both"/>
       </w:pPr>
       <w:r>
@@ -712,13 +1046,12 @@
           <w:i w:val="0"/>
           <w:sz w:val="20"/>
         </w:rPr>
-        <w:t>detect → evaluate → optimize → reformat → output</w:t>
+        <w:t>detect -&gt; evaluate -&gt; optimize -&gt; reformat -&gt; output</w:t>
       </w:r>
     </w:p>
     <w:p>
       <w:pPr>
-        <w:spacing w:before="0" w:after="20"/>
-        <w:ind w:firstLine="280"/>
+        <w:spacing w:before="0" w:after="0" w:line="240" w:lineRule="auto"/>
         <w:jc w:val="both"/>
       </w:pPr>
       <w:r>
@@ -733,13 +1066,13 @@
     </w:p>
     <w:p>
       <w:pPr>
-        <w:spacing w:before="120" w:after="40"/>
+        <w:spacing w:before="180" w:after="60"/>
         <w:jc w:val="left"/>
       </w:pPr>
       <w:r>
         <w:rPr>
           <w:rFonts w:ascii="Times New Roman" w:hAnsi="Times New Roman"/>
-          <w:b/>
+          <w:i/>
           <w:sz w:val="20"/>
         </w:rPr>
         <w:t>C. DRL-Based Policy Learning</w:t>
@@ -747,8 +1080,7 @@
     </w:p>
     <w:p>
       <w:pPr>
-        <w:spacing w:before="0" w:after="20"/>
-        <w:ind w:firstLine="280"/>
+        <w:spacing w:before="0" w:after="0" w:line="240" w:lineRule="auto"/>
         <w:jc w:val="both"/>
       </w:pPr>
       <w:r>
@@ -763,8 +1095,7 @@
     </w:p>
     <w:p>
       <w:pPr>
-        <w:spacing w:before="0" w:after="20"/>
-        <w:ind w:firstLine="280"/>
+        <w:spacing w:before="0" w:after="0" w:line="240" w:lineRule="auto"/>
         <w:jc w:val="both"/>
       </w:pPr>
       <w:r>
@@ -779,8 +1110,7 @@
     </w:p>
     <w:p>
       <w:pPr>
-        <w:spacing w:before="0" w:after="20"/>
-        <w:ind w:firstLine="280"/>
+        <w:spacing w:before="0" w:after="0" w:line="240" w:lineRule="auto"/>
         <w:jc w:val="both"/>
       </w:pPr>
       <w:r>
@@ -795,13 +1125,12 @@
     </w:p>
     <w:p>
       <w:pPr>
-        <w:spacing w:before="200" w:after="80"/>
+        <w:spacing w:before="240" w:after="120"/>
         <w:jc w:val="center"/>
       </w:pPr>
       <w:r>
         <w:rPr>
           <w:rFonts w:ascii="Times New Roman" w:hAnsi="Times New Roman"/>
-          <w:b/>
           <w:sz w:val="20"/>
         </w:rPr>
         <w:t>V. CONCLUSION</w:t>
@@ -809,8 +1138,7 @@
     </w:p>
     <w:p>
       <w:pPr>
-        <w:spacing w:before="0" w:after="20"/>
-        <w:ind w:firstLine="280"/>
+        <w:spacing w:before="0" w:after="0" w:line="240" w:lineRule="auto"/>
         <w:jc w:val="both"/>
       </w:pPr>
       <w:r>
@@ -826,9 +1154,9 @@
     <w:sectPr>
       <w:type w:val="continuous"/>
       <w:pgSz w:w="12240" w:h="15840"/>
-      <w:pgMar w:top="1080" w:right="1080" w:bottom="1080" w:left="1080" w:header="720" w:footer="720" w:gutter="0"/>
+      <w:pgMar w:top="1440" w:right="1077" w:bottom="1621" w:left="1077" w:header="0" w:footer="0" w:gutter="0"/>
       <w:docGrid w:linePitch="360"/>
-      <w:cols w:num="2" w:space="720" w:equalWidth="1"/>
+      <w:cols w:num="2" w:space="454" w:equalWidth="1"/>
     </w:sectPr>
   </w:body>
 </w:document>
